--- a/assets/Luis_Bravo_CV_EN.docx
+++ b/assets/Luis_Bravo_CV_EN.docx
@@ -8,9 +8,10 @@
       </w:pPr>
       <w:r>
         <w:rPr>
-          <w:b/>
-          <w:bCs/>
-          <w:color w:val="1E2420"/>
+          <w:rFonts w:ascii="Arial" w:cs="Arial" w:eastAsia="Arial" w:hAnsi="Arial"/>
+          <w:b/>
+          <w:bCs/>
+          <w:color w:val="141516"/>
           <w:sz w:val="44"/>
           <w:szCs w:val="44"/>
         </w:rPr>
@@ -19,104 +20,119 @@
     </w:p>
     <w:p>
       <w:pPr>
-        <w:spacing w:after="100"/>
-      </w:pPr>
-      <w:r>
-        <w:rPr>
-          <w:b/>
-          <w:bCs/>
-          <w:color w:val="2B6E76"/>
-          <w:sz w:val="24"/>
-          <w:szCs w:val="24"/>
-        </w:rPr>
-        <w:t xml:space="preserve">Senior Video Editor  |  Motion Graphics  |  AI-Driven Content Production</w:t>
-      </w:r>
-    </w:p>
-    <w:p>
-      <w:pPr>
-        <w:spacing w:after="200"/>
-      </w:pPr>
-      <w:r>
-        <w:rPr>
-          <w:color w:val="4B564F"/>
+        <w:spacing w:after="120"/>
+      </w:pPr>
+      <w:r>
+        <w:rPr>
+          <w:rFonts w:ascii="Arial" w:cs="Arial" w:eastAsia="Arial" w:hAnsi="Arial"/>
+          <w:color w:val="1F6F6B"/>
+          <w:sz w:val="21"/>
+          <w:szCs w:val="21"/>
+        </w:rPr>
+        <w:t xml:space="preserve">Senior Video Editor · Motion Graphics · AI-Driven Production</w:t>
+      </w:r>
+    </w:p>
+    <w:p>
+      <w:pPr>
+        <w:pBdr>
+          <w:bottom w:val="single" w:color="CCCCCC" w:sz="4" w:space="6"/>
+        </w:pBdr>
+        <w:spacing w:after="160"/>
+      </w:pPr>
+      <w:r>
+        <w:rPr>
+          <w:rFonts w:ascii="Arial" w:cs="Arial" w:eastAsia="Arial" w:hAnsi="Arial"/>
+          <w:color w:val="5B6667"/>
+          <w:sz w:val="18"/>
+          <w:szCs w:val="18"/>
+        </w:rPr>
+        <w:t xml:space="preserve">saintclovis101@gmail.com   ·   +57 305 222 3353   ·   Colombia — open to remote, international</w:t>
+      </w:r>
+    </w:p>
+    <w:p>
+      <w:pPr>
+        <w:pBdr>
+          <w:bottom w:val="single" w:color="1F6F6B" w:sz="6" w:space="4"/>
+        </w:pBdr>
+        <w:spacing w:after="100" w:before="260"/>
+      </w:pPr>
+      <w:r>
+        <w:rPr>
+          <w:rFonts w:ascii="Arial" w:cs="Arial" w:eastAsia="Arial" w:hAnsi="Arial"/>
+          <w:b/>
+          <w:bCs/>
+          <w:color w:val="1F6F6B"/>
+          <w:spacing w:val="20"/>
+          <w:sz w:val="20"/>
+          <w:szCs w:val="20"/>
+        </w:rPr>
+        <w:t xml:space="preserve">SUMMARY</w:t>
+      </w:r>
+    </w:p>
+    <w:p>
+      <w:pPr>
+        <w:spacing w:after="80"/>
+      </w:pPr>
+      <w:r>
+        <w:rPr>
+          <w:rFonts w:ascii="Arial" w:cs="Arial" w:eastAsia="Arial" w:hAnsi="Arial"/>
+          <w:color w:val="141516"/>
+          <w:sz w:val="20"/>
+          <w:szCs w:val="20"/>
+        </w:rPr>
+        <w:t xml:space="preserve">I combine hands-on editing — Premiere Pro, After Effects, DaVinci Resolve — with production leadership: directing live shoots, running streaming broadcasts, and more recently, building generative-AI workflows into a studio's creative pipeline. I care about turnaround time as much as craft; the work has to look right and ship on schedule.</w:t>
+      </w:r>
+    </w:p>
+    <w:p>
+      <w:pPr>
+        <w:pBdr>
+          <w:bottom w:val="single" w:color="1F6F6B" w:sz="6" w:space="4"/>
+        </w:pBdr>
+        <w:spacing w:after="100" w:before="260"/>
+      </w:pPr>
+      <w:r>
+        <w:rPr>
+          <w:rFonts w:ascii="Arial" w:cs="Arial" w:eastAsia="Arial" w:hAnsi="Arial"/>
+          <w:b/>
+          <w:bCs/>
+          <w:color w:val="1F6F6B"/>
+          <w:spacing w:val="20"/>
+          <w:sz w:val="20"/>
+          <w:szCs w:val="20"/>
+        </w:rPr>
+        <w:t xml:space="preserve">EXPERIENCE</w:t>
+      </w:r>
+    </w:p>
+    <w:p>
+      <w:pPr>
+        <w:spacing w:after="10" w:before="40"/>
+      </w:pPr>
+      <w:r>
+        <w:rPr>
+          <w:rFonts w:ascii="Arial" w:cs="Arial" w:eastAsia="Arial" w:hAnsi="Arial"/>
+          <w:b/>
+          <w:bCs/>
+          <w:color w:val="141516"/>
+          <w:sz w:val="21"/>
+          <w:szCs w:val="21"/>
+        </w:rPr>
+        <w:t xml:space="preserve">AI Production &amp; Creative Development Lead</w:t>
+      </w:r>
+    </w:p>
+    <w:p>
+      <w:pPr>
+        <w:spacing w:after="70"/>
+      </w:pPr>
+      <w:r>
+        <w:rPr>
+          <w:rFonts w:ascii="Arial" w:cs="Arial" w:eastAsia="Arial" w:hAnsi="Arial"/>
+          <w:i/>
+          <w:iCs/>
+          <w:color w:val="5B6667"/>
           <w:sz w:val="19"/>
           <w:szCs w:val="19"/>
         </w:rPr>
-        <w:t xml:space="preserve">Colombia — Open to Remote (International)   •   +57 305 222 3353   •   saintclovis101@gmail.com   •   @clvs____</w:t>
-      </w:r>
-    </w:p>
-    <w:p>
-      <w:pPr>
-        <w:pBdr>
-          <w:bottom w:val="single" w:color="2B6E76" w:sz="6" w:space="4"/>
-        </w:pBdr>
-        <w:spacing w:after="120" w:before="260"/>
-      </w:pPr>
-      <w:r>
-        <w:rPr>
-          <w:b/>
-          <w:bCs/>
-          <w:color w:val="2B6E76"/>
-          <w:spacing w:val="12"/>
-          <w:sz w:val="21"/>
-          <w:szCs w:val="21"/>
-        </w:rPr>
-        <w:t xml:space="preserve">SUMMARY</w:t>
-      </w:r>
-    </w:p>
-    <w:p>
-      <w:pPr>
-        <w:spacing w:after="80"/>
-      </w:pPr>
-      <w:r>
-        <w:rPr>
-          <w:color w:val="1E2420"/>
-          <w:sz w:val="21"/>
-          <w:szCs w:val="21"/>
-        </w:rPr>
-        <w:t xml:space="preserve">Senior video editor and audiovisual producer with a track record leading brand campaigns end-to-end — from live production through post-production and motion graphics — and pioneering AI-driven creative workflows for a production studio. Combines hands-on editing (Premiere Pro, After Effects, DaVinci Resolve) with production leadership, live-streaming direction, and the rollout of AI tools that sped up delivery for creative teams.</w:t>
-      </w:r>
-    </w:p>
-    <w:p>
-      <w:pPr>
-        <w:pBdr>
-          <w:bottom w:val="single" w:color="2B6E76" w:sz="6" w:space="4"/>
-        </w:pBdr>
-        <w:spacing w:after="120" w:before="260"/>
-      </w:pPr>
-      <w:r>
-        <w:rPr>
-          <w:b/>
-          <w:bCs/>
-          <w:color w:val="2B6E76"/>
-          <w:spacing w:val="12"/>
-          <w:sz w:val="21"/>
-          <w:szCs w:val="21"/>
-        </w:rPr>
-        <w:t xml:space="preserve">EXPERIENCE</w:t>
-      </w:r>
-    </w:p>
-    <w:p>
-      <w:pPr>
-        <w:spacing w:after="10" w:before="160"/>
-      </w:pPr>
-      <w:r>
-        <w:rPr>
-          <w:b/>
-          <w:bCs/>
-          <w:color w:val="1E2420"/>
-          <w:sz w:val="23"/>
-          <w:szCs w:val="23"/>
-        </w:rPr>
-        <w:t xml:space="preserve">AI Production &amp; Creative Development Lead</w:t>
-      </w:r>
-      <w:r>
-        <w:rPr>
-          <w:color w:val="1E2420"/>
-          <w:sz w:val="23"/>
-          <w:szCs w:val="23"/>
-        </w:rPr>
-        <w:t xml:space="preserve">  —  Metaskins Studios</w:t>
+        <w:t xml:space="preserve">Metaskins Studios</w:t>
       </w:r>
     </w:p>
     <w:p>
@@ -130,11 +146,12 @@
       </w:pPr>
       <w:r>
         <w:rPr>
-          <w:color w:val="1E2420"/>
-          <w:sz w:val="21"/>
-          <w:szCs w:val="21"/>
-        </w:rPr>
-        <w:t xml:space="preserve">Led the studio's transition to AI-integrated creative workflows for image and video production.</w:t>
+          <w:rFonts w:ascii="Arial" w:cs="Arial" w:eastAsia="Arial" w:hAnsi="Arial"/>
+          <w:color w:val="141516"/>
+          <w:sz w:val="20"/>
+          <w:szCs w:val="20"/>
+        </w:rPr>
+        <w:t xml:space="preserve">Led the studio's transition to AI-integrated workflows for image and video production.</w:t>
       </w:r>
     </w:p>
     <w:p>
@@ -148,9 +165,10 @@
       </w:pPr>
       <w:r>
         <w:rPr>
-          <w:color w:val="1E2420"/>
-          <w:sz w:val="21"/>
-          <w:szCs w:val="21"/>
+          <w:rFonts w:ascii="Arial" w:cs="Arial" w:eastAsia="Arial" w:hAnsi="Arial"/>
+          <w:color w:val="141516"/>
+          <w:sz w:val="20"/>
+          <w:szCs w:val="20"/>
         </w:rPr>
         <w:t xml:space="preserve">Directed advertising campaign production for brands including Agua Bendita and Stanley, plus tennis and commercial content.</w:t>
       </w:r>
@@ -166,11 +184,12 @@
       </w:pPr>
       <w:r>
         <w:rPr>
-          <w:color w:val="1E2420"/>
-          <w:sz w:val="21"/>
-          <w:szCs w:val="21"/>
-        </w:rPr>
-        <w:t xml:space="preserve">Trained and directed a creative team on generative AI tools for content production.</w:t>
+          <w:rFonts w:ascii="Arial" w:cs="Arial" w:eastAsia="Arial" w:hAnsi="Arial"/>
+          <w:color w:val="141516"/>
+          <w:sz w:val="20"/>
+          <w:szCs w:val="20"/>
+        </w:rPr>
+        <w:t xml:space="preserve">Trained and directed the creative team on generative AI tools for content production.</w:t>
       </w:r>
     </w:p>
     <w:p>
@@ -184,34 +203,44 @@
       </w:pPr>
       <w:r>
         <w:rPr>
-          <w:color w:val="1E2420"/>
+          <w:rFonts w:ascii="Arial" w:cs="Arial" w:eastAsia="Arial" w:hAnsi="Arial"/>
+          <w:color w:val="141516"/>
+          <w:sz w:val="20"/>
+          <w:szCs w:val="20"/>
+        </w:rPr>
+        <w:t xml:space="preserve">Built and optimized live-streaming and audiovisual production pipelines end-to-end.</w:t>
+      </w:r>
+    </w:p>
+    <w:p>
+      <w:pPr>
+        <w:spacing w:after="10" w:before="160"/>
+      </w:pPr>
+      <w:r>
+        <w:rPr>
+          <w:rFonts w:ascii="Arial" w:cs="Arial" w:eastAsia="Arial" w:hAnsi="Arial"/>
+          <w:b/>
+          <w:bCs/>
+          <w:color w:val="141516"/>
           <w:sz w:val="21"/>
           <w:szCs w:val="21"/>
         </w:rPr>
-        <w:t xml:space="preserve">Built and optimized live-streaming and audiovisual production pipelines end-to-end.</w:t>
-      </w:r>
-    </w:p>
-    <w:p>
-      <w:pPr>
-        <w:spacing w:after="10" w:before="160"/>
-      </w:pPr>
-      <w:r>
-        <w:rPr>
-          <w:b/>
-          <w:bCs/>
-          <w:color w:val="1E2420"/>
-          <w:sz w:val="23"/>
-          <w:szCs w:val="23"/>
-        </w:rPr>
         <w:t xml:space="preserve">Camera Operator / Director of Photography / Livestream / Lighting</w:t>
       </w:r>
-      <w:r>
-        <w:rPr>
-          <w:color w:val="1E2420"/>
-          <w:sz w:val="23"/>
-          <w:szCs w:val="23"/>
-        </w:rPr>
-        <w:t xml:space="preserve">  —  Independent Audiovisual Productions</w:t>
+    </w:p>
+    <w:p>
+      <w:pPr>
+        <w:spacing w:after="70"/>
+      </w:pPr>
+      <w:r>
+        <w:rPr>
+          <w:rFonts w:ascii="Arial" w:cs="Arial" w:eastAsia="Arial" w:hAnsi="Arial"/>
+          <w:i/>
+          <w:iCs/>
+          <w:color w:val="5B6667"/>
+          <w:sz w:val="19"/>
+          <w:szCs w:val="19"/>
+        </w:rPr>
+        <w:t xml:space="preserve">Independent Audiovisual Productions</w:t>
       </w:r>
     </w:p>
     <w:p>
@@ -225,9 +254,10 @@
       </w:pPr>
       <w:r>
         <w:rPr>
-          <w:color w:val="1E2420"/>
-          <w:sz w:val="21"/>
-          <w:szCs w:val="21"/>
+          <w:rFonts w:ascii="Arial" w:cs="Arial" w:eastAsia="Arial" w:hAnsi="Arial"/>
+          <w:color w:val="141516"/>
+          <w:sz w:val="20"/>
+          <w:szCs w:val="20"/>
         </w:rPr>
         <w:t xml:space="preserve">Operated camera and directed photography and lighting for large-scale audiovisual productions.</w:t>
       </w:r>
@@ -243,9 +273,10 @@
       </w:pPr>
       <w:r>
         <w:rPr>
-          <w:color w:val="1E2420"/>
-          <w:sz w:val="21"/>
-          <w:szCs w:val="21"/>
+          <w:rFonts w:ascii="Arial" w:cs="Arial" w:eastAsia="Arial" w:hAnsi="Arial"/>
+          <w:color w:val="141516"/>
+          <w:sz w:val="20"/>
+          <w:szCs w:val="20"/>
         </w:rPr>
         <w:t xml:space="preserve">Produced and technically directed live-streaming broadcasts.</w:t>
       </w:r>
@@ -261,34 +292,44 @@
       </w:pPr>
       <w:r>
         <w:rPr>
-          <w:color w:val="1E2420"/>
+          <w:rFonts w:ascii="Arial" w:cs="Arial" w:eastAsia="Arial" w:hAnsi="Arial"/>
+          <w:color w:val="141516"/>
+          <w:sz w:val="20"/>
+          <w:szCs w:val="20"/>
+        </w:rPr>
+        <w:t xml:space="preserve">Led field production and technical-creative development for independent projects.</w:t>
+      </w:r>
+    </w:p>
+    <w:p>
+      <w:pPr>
+        <w:spacing w:after="10" w:before="160"/>
+      </w:pPr>
+      <w:r>
+        <w:rPr>
+          <w:rFonts w:ascii="Arial" w:cs="Arial" w:eastAsia="Arial" w:hAnsi="Arial"/>
+          <w:b/>
+          <w:bCs/>
+          <w:color w:val="141516"/>
           <w:sz w:val="21"/>
           <w:szCs w:val="21"/>
         </w:rPr>
-        <w:t xml:space="preserve">Led field production and technical-creative development for independent projects.</w:t>
-      </w:r>
-    </w:p>
-    <w:p>
-      <w:pPr>
-        <w:spacing w:after="10" w:before="160"/>
-      </w:pPr>
-      <w:r>
-        <w:rPr>
-          <w:b/>
-          <w:bCs/>
-          <w:color w:val="1E2420"/>
-          <w:sz w:val="23"/>
-          <w:szCs w:val="23"/>
-        </w:rPr>
         <w:t xml:space="preserve">Video Editing &amp; Multimedia Production Lead</w:t>
       </w:r>
-      <w:r>
-        <w:rPr>
-          <w:color w:val="1E2420"/>
-          <w:sz w:val="23"/>
-          <w:szCs w:val="23"/>
-        </w:rPr>
-        <w:t xml:space="preserve">  —  Metaskins Studios</w:t>
+    </w:p>
+    <w:p>
+      <w:pPr>
+        <w:spacing w:after="70"/>
+      </w:pPr>
+      <w:r>
+        <w:rPr>
+          <w:rFonts w:ascii="Arial" w:cs="Arial" w:eastAsia="Arial" w:hAnsi="Arial"/>
+          <w:i/>
+          <w:iCs/>
+          <w:color w:val="5B6667"/>
+          <w:sz w:val="19"/>
+          <w:szCs w:val="19"/>
+        </w:rPr>
+        <w:t xml:space="preserve">Metaskins Studios</w:t>
       </w:r>
     </w:p>
     <w:p>
@@ -302,9 +343,10 @@
       </w:pPr>
       <w:r>
         <w:rPr>
-          <w:color w:val="1E2420"/>
-          <w:sz w:val="21"/>
-          <w:szCs w:val="21"/>
+          <w:rFonts w:ascii="Arial" w:cs="Arial" w:eastAsia="Arial" w:hAnsi="Arial"/>
+          <w:color w:val="141516"/>
+          <w:sz w:val="20"/>
+          <w:szCs w:val="20"/>
         </w:rPr>
         <w:t xml:space="preserve">Led editing, post-production, and motion graphics for advertising campaigns for recognized brands.</w:t>
       </w:r>
@@ -320,9 +362,10 @@
       </w:pPr>
       <w:r>
         <w:rPr>
-          <w:color w:val="1E2420"/>
-          <w:sz w:val="21"/>
-          <w:szCs w:val="21"/>
+          <w:rFonts w:ascii="Arial" w:cs="Arial" w:eastAsia="Arial" w:hAnsi="Arial"/>
+          <w:color w:val="141516"/>
+          <w:sz w:val="20"/>
+          <w:szCs w:val="20"/>
         </w:rPr>
         <w:t xml:space="preserve">Created graphic assets and illustrations for brand campaigns.</w:t>
       </w:r>
@@ -338,30 +381,166 @@
       </w:pPr>
       <w:r>
         <w:rPr>
-          <w:color w:val="1E2420"/>
+          <w:rFonts w:ascii="Arial" w:cs="Arial" w:eastAsia="Arial" w:hAnsi="Arial"/>
+          <w:color w:val="141516"/>
+          <w:sz w:val="20"/>
+          <w:szCs w:val="20"/>
+        </w:rPr>
+        <w:t xml:space="preserve">Produced and supervised multimedia content; organized production schedules and team workflows.</w:t>
+      </w:r>
+    </w:p>
+    <w:p>
+      <w:pPr>
+        <w:pBdr>
+          <w:bottom w:val="single" w:color="1F6F6B" w:sz="6" w:space="4"/>
+        </w:pBdr>
+        <w:spacing w:after="100" w:before="260"/>
+      </w:pPr>
+      <w:r>
+        <w:rPr>
+          <w:rFonts w:ascii="Arial" w:cs="Arial" w:eastAsia="Arial" w:hAnsi="Arial"/>
+          <w:b/>
+          <w:bCs/>
+          <w:color w:val="1F6F6B"/>
+          <w:spacing w:val="20"/>
+          <w:sz w:val="20"/>
+          <w:szCs w:val="20"/>
+        </w:rPr>
+        <w:t xml:space="preserve">SKILLS</w:t>
+      </w:r>
+    </w:p>
+    <w:p>
+      <w:pPr>
+        <w:spacing w:after="80"/>
+      </w:pPr>
+      <w:r>
+        <w:rPr>
+          <w:rFonts w:ascii="Arial" w:cs="Arial" w:eastAsia="Arial" w:hAnsi="Arial"/>
+          <w:color w:val="141516"/>
+          <w:sz w:val="20"/>
+          <w:szCs w:val="20"/>
+        </w:rPr>
+        <w:t xml:space="preserve">Video Editing   ·   Motion Graphics   ·   Audiovisual Production   ·   Livestreaming   ·   Photography &amp; Lighting   ·   AI Creative Workflows   ·   Creative Direction   ·   Team Leadership</w:t>
+      </w:r>
+    </w:p>
+    <w:p>
+      <w:pPr>
+        <w:pBdr>
+          <w:bottom w:val="single" w:color="1F6F6B" w:sz="6" w:space="4"/>
+        </w:pBdr>
+        <w:spacing w:after="100" w:before="260"/>
+      </w:pPr>
+      <w:r>
+        <w:rPr>
+          <w:rFonts w:ascii="Arial" w:cs="Arial" w:eastAsia="Arial" w:hAnsi="Arial"/>
+          <w:b/>
+          <w:bCs/>
+          <w:color w:val="1F6F6B"/>
+          <w:spacing w:val="20"/>
+          <w:sz w:val="20"/>
+          <w:szCs w:val="20"/>
+        </w:rPr>
+        <w:t xml:space="preserve">SOFTWARE &amp; TOOLS</w:t>
+      </w:r>
+    </w:p>
+    <w:p>
+      <w:pPr>
+        <w:spacing w:after="80"/>
+      </w:pPr>
+      <w:r>
+        <w:rPr>
+          <w:rFonts w:ascii="Arial" w:cs="Arial" w:eastAsia="Arial" w:hAnsi="Arial"/>
+          <w:color w:val="141516"/>
+          <w:sz w:val="20"/>
+          <w:szCs w:val="20"/>
+        </w:rPr>
+        <w:t xml:space="preserve">Adobe After Effects   ·   Adobe Premiere Pro   ·   Adobe Illustrator   ·   DaVinci Resolve   ·   OBS Studio   ·   Generative AI tools (image &amp; video)</w:t>
+      </w:r>
+    </w:p>
+    <w:p>
+      <w:pPr>
+        <w:pBdr>
+          <w:bottom w:val="single" w:color="1F6F6B" w:sz="6" w:space="4"/>
+        </w:pBdr>
+        <w:spacing w:after="100" w:before="260"/>
+      </w:pPr>
+      <w:r>
+        <w:rPr>
+          <w:rFonts w:ascii="Arial" w:cs="Arial" w:eastAsia="Arial" w:hAnsi="Arial"/>
+          <w:b/>
+          <w:bCs/>
+          <w:color w:val="1F6F6B"/>
+          <w:spacing w:val="20"/>
+          <w:sz w:val="20"/>
+          <w:szCs w:val="20"/>
+        </w:rPr>
+        <w:t xml:space="preserve">EDUCATION</w:t>
+      </w:r>
+    </w:p>
+    <w:p>
+      <w:pPr>
+        <w:spacing w:after="10"/>
+      </w:pPr>
+      <w:r>
+        <w:rPr>
+          <w:rFonts w:ascii="Arial" w:cs="Arial" w:eastAsia="Arial" w:hAnsi="Arial"/>
+          <w:b/>
+          <w:bCs/>
+          <w:color w:val="141516"/>
           <w:sz w:val="21"/>
           <w:szCs w:val="21"/>
         </w:rPr>
-        <w:t xml:space="preserve">Produced and supervised multimedia content; organized production schedules and team workflows.</w:t>
+        <w:t xml:space="preserve">Interactive Design</w:t>
+      </w:r>
+    </w:p>
+    <w:p>
+      <w:pPr>
+        <w:spacing w:after="10"/>
+      </w:pPr>
+      <w:r>
+        <w:rPr>
+          <w:rFonts w:ascii="Arial" w:cs="Arial" w:eastAsia="Arial" w:hAnsi="Arial"/>
+          <w:i/>
+          <w:iCs/>
+          <w:color w:val="5B6667"/>
+          <w:sz w:val="19"/>
+          <w:szCs w:val="19"/>
+        </w:rPr>
+        <w:t xml:space="preserve">Fundación Universitaria Bellas Artes (FUBA), Medellín, Colombia</w:t>
+      </w:r>
+    </w:p>
+    <w:p>
+      <w:pPr>
+        <w:spacing w:after="80"/>
+      </w:pPr>
+      <w:r>
+        <w:rPr>
+          <w:rFonts w:ascii="Arial" w:cs="Arial" w:eastAsia="Arial" w:hAnsi="Arial"/>
+          <w:color w:val="141516"/>
+          <w:sz w:val="20"/>
+          <w:szCs w:val="20"/>
+        </w:rPr>
+        <w:t xml:space="preserve">Coursework in interactive design and digital media.</w:t>
       </w:r>
     </w:p>
     <w:p>
       <w:pPr>
         <w:pBdr>
-          <w:bottom w:val="single" w:color="2B6E76" w:sz="6" w:space="4"/>
+          <w:bottom w:val="single" w:color="1F6F6B" w:sz="6" w:space="4"/>
         </w:pBdr>
-        <w:spacing w:after="120" w:before="260"/>
-      </w:pPr>
-      <w:r>
-        <w:rPr>
-          <w:b/>
-          <w:bCs/>
-          <w:color w:val="2B6E76"/>
-          <w:spacing w:val="12"/>
-          <w:sz w:val="21"/>
-          <w:szCs w:val="21"/>
-        </w:rPr>
-        <w:t xml:space="preserve">SKILLS</w:t>
+        <w:spacing w:after="100" w:before="260"/>
+      </w:pPr>
+      <w:r>
+        <w:rPr>
+          <w:rFonts w:ascii="Arial" w:cs="Arial" w:eastAsia="Arial" w:hAnsi="Arial"/>
+          <w:b/>
+          <w:bCs/>
+          <w:color w:val="1F6F6B"/>
+          <w:spacing w:val="20"/>
+          <w:sz w:val="20"/>
+          <w:szCs w:val="20"/>
+        </w:rPr>
+        <w:t xml:space="preserve">LANGUAGES</w:t>
       </w:r>
     </w:p>
     <w:p>
@@ -370,124 +549,17 @@
       </w:pPr>
       <w:r>
         <w:rPr>
-          <w:color w:val="1E2420"/>
-          <w:sz w:val="21"/>
-          <w:szCs w:val="21"/>
-        </w:rPr>
-        <w:t xml:space="preserve">Video Editing &amp; Post-Production  •  Motion Graphics  •  Audiovisual Production  •  Livestreaming &amp; Technical Direction  •  Photography Direction &amp; Lighting  •  AI-Driven Creative Workflows  •  Creative Direction  •  Team Leadership &amp; Training</w:t>
-      </w:r>
-    </w:p>
-    <w:p>
-      <w:pPr>
-        <w:pBdr>
-          <w:bottom w:val="single" w:color="2B6E76" w:sz="6" w:space="4"/>
-        </w:pBdr>
-        <w:spacing w:after="120" w:before="260"/>
-      </w:pPr>
-      <w:r>
-        <w:rPr>
-          <w:b/>
-          <w:bCs/>
-          <w:color w:val="2B6E76"/>
-          <w:spacing w:val="12"/>
-          <w:sz w:val="21"/>
-          <w:szCs w:val="21"/>
-        </w:rPr>
-        <w:t xml:space="preserve">SOFTWARE &amp; TOOLS</w:t>
-      </w:r>
-    </w:p>
-    <w:p>
-      <w:pPr>
-        <w:spacing w:after="80"/>
-      </w:pPr>
-      <w:r>
-        <w:rPr>
-          <w:color w:val="1E2420"/>
-          <w:sz w:val="21"/>
-          <w:szCs w:val="21"/>
-        </w:rPr>
-        <w:t xml:space="preserve">Adobe After Effects  •  Adobe Premiere Pro  •  Adobe Illustrator  •  DaVinci Resolve  •  OBS Studio  •  Generative AI tools (image &amp; video)</w:t>
-      </w:r>
-    </w:p>
-    <w:p>
-      <w:pPr>
-        <w:pBdr>
-          <w:bottom w:val="single" w:color="2B6E76" w:sz="6" w:space="4"/>
-        </w:pBdr>
-        <w:spacing w:after="120" w:before="260"/>
-      </w:pPr>
-      <w:r>
-        <w:rPr>
-          <w:b/>
-          <w:bCs/>
-          <w:color w:val="2B6E76"/>
-          <w:spacing w:val="12"/>
-          <w:sz w:val="21"/>
-          <w:szCs w:val="21"/>
-        </w:rPr>
-        <w:t xml:space="preserve">EDUCATION</w:t>
-      </w:r>
-    </w:p>
-    <w:p>
-      <w:pPr>
-        <w:spacing w:after="10"/>
-      </w:pPr>
-      <w:r>
-        <w:rPr>
-          <w:b/>
-          <w:bCs/>
-          <w:color w:val="1E2420"/>
-          <w:sz w:val="21"/>
-          <w:szCs w:val="21"/>
-        </w:rPr>
-        <w:t xml:space="preserve">Interactive Design — Fundación Universitaria Bellas Artes (FUBA), Medellín, Colombia</w:t>
-      </w:r>
-    </w:p>
-    <w:p>
-      <w:pPr>
-        <w:spacing w:after="80"/>
-      </w:pPr>
-      <w:r>
-        <w:rPr>
-          <w:color w:val="4B564F"/>
-          <w:sz w:val="20"/>
-          <w:szCs w:val="20"/>
-        </w:rPr>
-        <w:t xml:space="preserve">Coursework in interactive design and digital media</w:t>
-      </w:r>
-    </w:p>
-    <w:p>
-      <w:pPr>
-        <w:pBdr>
-          <w:bottom w:val="single" w:color="2B6E76" w:sz="6" w:space="4"/>
-        </w:pBdr>
-        <w:spacing w:after="120" w:before="260"/>
-      </w:pPr>
-      <w:r>
-        <w:rPr>
-          <w:b/>
-          <w:bCs/>
-          <w:color w:val="2B6E76"/>
-          <w:spacing w:val="12"/>
-          <w:sz w:val="21"/>
-          <w:szCs w:val="21"/>
-        </w:rPr>
-        <w:t xml:space="preserve">LANGUAGES</w:t>
-      </w:r>
-    </w:p>
-    <w:p>
-      <w:r>
-        <w:rPr>
-          <w:color w:val="1E2420"/>
-          <w:sz w:val="21"/>
-          <w:szCs w:val="21"/>
-        </w:rPr>
-        <w:t xml:space="preserve">Spanish — Native   •   English — Advanced</w:t>
+          <w:rFonts w:ascii="Arial" w:cs="Arial" w:eastAsia="Arial" w:hAnsi="Arial"/>
+          <w:color w:val="141516"/>
+          <w:sz w:val="20"/>
+          <w:szCs w:val="20"/>
+        </w:rPr>
+        <w:t xml:space="preserve">Spanish — Native   ·   English — Advanced</w:t>
       </w:r>
     </w:p>
     <w:sectPr>
       <w:pgSz w:w="12240" w:h="15840" w:orient="portrait"/>
-      <w:pgMar w:top="720" w:right="900" w:bottom="720" w:left="900" w:header="708" w:footer="708" w:gutter="0"/>
+      <w:pgMar w:top="900" w:right="1000" w:bottom="900" w:left="1000" w:header="708" w:footer="708" w:gutter="0"/>
       <w:pgNumType/>
       <w:docGrid w:linePitch="360"/>
     </w:sectPr>
@@ -664,10 +736,10 @@
     <w:lvl w:ilvl="0" w15:tentative="1">
       <w:start w:val="1"/>
       <w:numFmt w:val="bullet"/>
-      <w:lvlText w:val="•"/>
+      <w:lvlText w:val="–"/>
       <w:lvlJc w:val="left"/>
       <w:pPr>
-        <w:ind w:left="360" w:hanging="215"/>
+        <w:ind w:left="316" w:hanging="230"/>
       </w:pPr>
     </w:lvl>
   </w:abstractNum>
